--- a/thu_hangve_template.docx
+++ b/thu_hangve_template.docx
@@ -948,7 +948,7 @@
           <w:szCs w:val="24"/>
           <w:lang w:val="vi-VN"/>
         </w:rPr>
-        <w:t xml:space="preserve"> Hải Phòng và chúng tôi sẽ tiến hành </w:t>
+        <w:t xml:space="preserve"> {{CANG}} và chúng tôi sẽ tiến hành </w:t>
       </w:r>
       <w:r>
         <w:rPr>
